--- a/LAB_OOSD/LAB2/LAB2_HuynhDaiLuc.docx
+++ b/LAB_OOSD/LAB2/LAB2_HuynhDaiLuc.docx
@@ -49,16 +49,15 @@
     </w:p>
     <w:p>
       <w:pPr>
-        <w:jc w:val="left"/>
-        <w:rPr>
-          <w:lang w:val="vi-VN"/>
-        </w:rPr>
-      </w:pPr>
-    </w:p>
-    <w:p>
-      <w:pPr>
-        <w:ind w:firstLine="0"/>
-        <w:jc w:val="left"/>
+        <w:pStyle w:val="Heading1"/>
+        <w:rPr>
+          <w:lang w:val="vi-VN"/>
+        </w:rPr>
+      </w:pPr>
+    </w:p>
+    <w:p>
+      <w:pPr>
+        <w:pStyle w:val="Heading1"/>
         <w:rPr>
           <w:lang w:val="vi-VN"/>
         </w:rPr>
@@ -75,6 +74,9 @@
         <w:pStyle w:val="Image"/>
       </w:pPr>
       <w:r>
+        <w:rPr>
+          <w:noProof/>
+        </w:rPr>
         <w:drawing>
           <wp:inline distT="0" distB="0" distL="0" distR="0" wp14:anchorId="29F8127A" wp14:editId="7C6BA7AA">
             <wp:extent cx="6358467" cy="5530075"/>
@@ -154,10 +156,12 @@
         <w:pStyle w:val="Image"/>
       </w:pPr>
       <w:r>
-        <w:lastRenderedPageBreak/>
+        <w:rPr>
+          <w:noProof/>
+        </w:rPr>
         <w:drawing>
-          <wp:inline distT="0" distB="0" distL="0" distR="0" wp14:anchorId="52E0EB13" wp14:editId="1A76CFDA">
-            <wp:extent cx="6053667" cy="4140708"/>
+          <wp:inline distT="0" distB="0" distL="0" distR="0" wp14:anchorId="52E0EB13" wp14:editId="4AB595A9">
+            <wp:extent cx="6263353" cy="4284133"/>
             <wp:effectExtent l="0" t="0" r="0" b="0"/>
             <wp:docPr id="797266830" name="Picture 4"/>
             <wp:cNvGraphicFramePr>
@@ -188,7 +192,7 @@
                   <pic:spPr bwMode="auto">
                     <a:xfrm>
                       <a:off x="0" y="0"/>
-                      <a:ext cx="6064581" cy="4148173"/>
+                      <a:ext cx="6278047" cy="4294184"/>
                     </a:xfrm>
                     <a:prstGeom prst="rect">
                       <a:avLst/>
@@ -210,6 +214,10 @@
         <w:pStyle w:val="Image"/>
       </w:pPr>
       <w:r>
+        <w:rPr>
+          <w:noProof/>
+        </w:rPr>
+        <w:lastRenderedPageBreak/>
         <w:drawing>
           <wp:inline distT="0" distB="0" distL="0" distR="0" wp14:anchorId="037C0B37" wp14:editId="5AA80F9C">
             <wp:extent cx="6206067" cy="3745415"/>
@@ -275,6 +283,10 @@
         </w:rPr>
       </w:pPr>
       <w:r>
+        <w:rPr>
+          <w:noProof/>
+        </w:rPr>
+        <w:lastRenderedPageBreak/>
         <w:drawing>
           <wp:inline distT="0" distB="0" distL="0" distR="0" wp14:anchorId="289F3A30" wp14:editId="1FC317DA">
             <wp:extent cx="5815450" cy="4453467"/>
@@ -327,10 +339,13 @@
     </w:p>
     <w:p>
       <w:r>
+        <w:rPr>
+          <w:noProof/>
+        </w:rPr>
         <w:lastRenderedPageBreak/>
         <w:drawing>
-          <wp:inline distT="0" distB="0" distL="0" distR="0" wp14:anchorId="43E826B3" wp14:editId="03E1BAF7">
-            <wp:extent cx="5198534" cy="4203599"/>
+          <wp:inline distT="0" distB="0" distL="0" distR="0" wp14:anchorId="43E826B3" wp14:editId="3D7DFCE4">
+            <wp:extent cx="5737895" cy="4639733"/>
             <wp:effectExtent l="0" t="0" r="0" b="0"/>
             <wp:docPr id="1693958188" name="Picture 12"/>
             <wp:cNvGraphicFramePr>
@@ -361,7 +376,7 @@
                   <pic:spPr bwMode="auto">
                     <a:xfrm>
                       <a:off x="0" y="0"/>
-                      <a:ext cx="5210097" cy="4212949"/>
+                      <a:ext cx="5754279" cy="4652981"/>
                     </a:xfrm>
                     <a:prstGeom prst="rect">
                       <a:avLst/>
@@ -379,13 +394,16 @@
       </w:r>
     </w:p>
     <w:p>
+      <w:pPr>
+        <w:pStyle w:val="Image"/>
+      </w:pPr>
       <w:r>
         <w:lastRenderedPageBreak/>
         <w:drawing>
-          <wp:inline distT="0" distB="0" distL="0" distR="0" wp14:anchorId="008B1891" wp14:editId="050E87A1">
-            <wp:extent cx="5999084" cy="4292600"/>
+          <wp:inline distT="0" distB="0" distL="0" distR="0" wp14:anchorId="0430D61A" wp14:editId="06013C4A">
+            <wp:extent cx="6271233" cy="4487334"/>
             <wp:effectExtent l="0" t="0" r="0" b="0"/>
-            <wp:docPr id="594461388" name="Picture 16"/>
+            <wp:docPr id="694444182" name="Picture 4"/>
             <wp:cNvGraphicFramePr>
               <a:graphicFrameLocks xmlns:a="http://schemas.openxmlformats.org/drawingml/2006/main" noChangeAspect="1"/>
             </wp:cNvGraphicFramePr>
@@ -393,7 +411,7 @@
               <a:graphicData uri="http://schemas.openxmlformats.org/drawingml/2006/picture">
                 <pic:pic xmlns:pic="http://schemas.openxmlformats.org/drawingml/2006/picture">
                   <pic:nvPicPr>
-                    <pic:cNvPr id="0" name="Picture 55"/>
+                    <pic:cNvPr id="0" name="Picture 13"/>
                     <pic:cNvPicPr>
                       <a:picLocks noChangeAspect="1" noChangeArrowheads="1"/>
                     </pic:cNvPicPr>
@@ -414,7 +432,7 @@
                   <pic:spPr bwMode="auto">
                     <a:xfrm>
                       <a:off x="0" y="0"/>
-                      <a:ext cx="6003465" cy="4295735"/>
+                      <a:ext cx="6279946" cy="4493568"/>
                     </a:xfrm>
                     <a:prstGeom prst="rect">
                       <a:avLst/>
@@ -433,22 +451,40 @@
     </w:p>
     <w:p>
       <w:pPr>
-        <w:rPr>
-          <w:lang w:val="vi-VN"/>
-        </w:rPr>
-      </w:pPr>
-    </w:p>
-    <w:p>
-      <w:pPr>
         <w:pStyle w:val="Image"/>
+        <w:rPr>
+          <w:lang w:val="vi-VN"/>
+        </w:rPr>
+      </w:pPr>
+    </w:p>
+    <w:p>
+      <w:pPr>
+        <w:rPr>
+          <w:lang w:val="vi-VN"/>
+        </w:rPr>
+      </w:pPr>
+    </w:p>
+    <w:p>
+      <w:pPr>
+        <w:rPr>
+          <w:lang w:val="vi-VN"/>
+        </w:rPr>
+      </w:pPr>
+    </w:p>
+    <w:p>
+      <w:pPr>
+        <w:pStyle w:val="Image"/>
+        <w:rPr>
+          <w:lang w:val="vi-VN"/>
+        </w:rPr>
       </w:pPr>
       <w:r>
         <w:lastRenderedPageBreak/>
         <w:drawing>
-          <wp:inline distT="0" distB="0" distL="0" distR="0" wp14:anchorId="06821D6B" wp14:editId="4CB99962">
-            <wp:extent cx="5998845" cy="8018658"/>
+          <wp:inline distT="0" distB="0" distL="0" distR="0" wp14:anchorId="376E7F83" wp14:editId="587892FA">
+            <wp:extent cx="6409267" cy="8567269"/>
             <wp:effectExtent l="0" t="0" r="0" b="0"/>
-            <wp:docPr id="1652129968" name="Picture 18"/>
+            <wp:docPr id="1347020885" name="Picture 12"/>
             <wp:cNvGraphicFramePr>
               <a:graphicFrameLocks xmlns:a="http://schemas.openxmlformats.org/drawingml/2006/main" noChangeAspect="1"/>
             </wp:cNvGraphicFramePr>
@@ -456,7 +492,7 @@
               <a:graphicData uri="http://schemas.openxmlformats.org/drawingml/2006/picture">
                 <pic:pic xmlns:pic="http://schemas.openxmlformats.org/drawingml/2006/picture">
                   <pic:nvPicPr>
-                    <pic:cNvPr id="0" name="Picture 62"/>
+                    <pic:cNvPr id="0" name="Picture 41"/>
                     <pic:cNvPicPr>
                       <a:picLocks noChangeAspect="1" noChangeArrowheads="1"/>
                     </pic:cNvPicPr>
@@ -477,7 +513,7 @@
                   <pic:spPr bwMode="auto">
                     <a:xfrm>
                       <a:off x="0" y="0"/>
-                      <a:ext cx="6005112" cy="8027036"/>
+                      <a:ext cx="6416528" cy="8576975"/>
                     </a:xfrm>
                     <a:prstGeom prst="rect">
                       <a:avLst/>
@@ -494,7 +530,265 @@
         </w:drawing>
       </w:r>
     </w:p>
-    <w:p/>
+    <w:p>
+      <w:pPr>
+        <w:rPr>
+          <w:lang w:val="vi-VN"/>
+        </w:rPr>
+      </w:pPr>
+      <w:r>
+        <w:lastRenderedPageBreak/>
+        <w:drawing>
+          <wp:inline distT="0" distB="0" distL="0" distR="0" wp14:anchorId="05449B5F" wp14:editId="3722C21A">
+            <wp:extent cx="5977714" cy="5088467"/>
+            <wp:effectExtent l="0" t="0" r="0" b="0"/>
+            <wp:docPr id="1998585867" name="Picture 14"/>
+            <wp:cNvGraphicFramePr>
+              <a:graphicFrameLocks xmlns:a="http://schemas.openxmlformats.org/drawingml/2006/main" noChangeAspect="1"/>
+            </wp:cNvGraphicFramePr>
+            <a:graphic xmlns:a="http://schemas.openxmlformats.org/drawingml/2006/main">
+              <a:graphicData uri="http://schemas.openxmlformats.org/drawingml/2006/picture">
+                <pic:pic xmlns:pic="http://schemas.openxmlformats.org/drawingml/2006/picture">
+                  <pic:nvPicPr>
+                    <pic:cNvPr id="0" name="Picture 48"/>
+                    <pic:cNvPicPr>
+                      <a:picLocks noChangeAspect="1" noChangeArrowheads="1"/>
+                    </pic:cNvPicPr>
+                  </pic:nvPicPr>
+                  <pic:blipFill>
+                    <a:blip r:embed="rId12" cstate="print">
+                      <a:extLst>
+                        <a:ext uri="{28A0092B-C50C-407E-A947-70E740481C1C}">
+                          <a14:useLocalDpi xmlns:a14="http://schemas.microsoft.com/office/drawing/2010/main" val="0"/>
+                        </a:ext>
+                      </a:extLst>
+                    </a:blip>
+                    <a:srcRect/>
+                    <a:stretch>
+                      <a:fillRect/>
+                    </a:stretch>
+                  </pic:blipFill>
+                  <pic:spPr bwMode="auto">
+                    <a:xfrm>
+                      <a:off x="0" y="0"/>
+                      <a:ext cx="5997537" cy="5105341"/>
+                    </a:xfrm>
+                    <a:prstGeom prst="rect">
+                      <a:avLst/>
+                    </a:prstGeom>
+                    <a:noFill/>
+                    <a:ln>
+                      <a:noFill/>
+                    </a:ln>
+                  </pic:spPr>
+                </pic:pic>
+              </a:graphicData>
+            </a:graphic>
+          </wp:inline>
+        </w:drawing>
+      </w:r>
+    </w:p>
+    <w:p>
+      <w:pPr>
+        <w:rPr>
+          <w:lang w:val="vi-VN"/>
+        </w:rPr>
+      </w:pPr>
+    </w:p>
+    <w:p>
+      <w:pPr>
+        <w:pStyle w:val="Heading1"/>
+        <w:rPr>
+          <w:lang w:val="vi-VN"/>
+        </w:rPr>
+      </w:pPr>
+      <w:r>
+        <w:lastRenderedPageBreak/>
+        <w:t>Sequence</w:t>
+      </w:r>
+    </w:p>
+    <w:p>
+      <w:r>
+        <w:drawing>
+          <wp:inline distT="0" distB="0" distL="0" distR="0" wp14:anchorId="649585F1" wp14:editId="701A42A9">
+            <wp:extent cx="5799667" cy="6669617"/>
+            <wp:effectExtent l="0" t="0" r="0" b="0"/>
+            <wp:docPr id="925774313" name="Picture 16"/>
+            <wp:cNvGraphicFramePr>
+              <a:graphicFrameLocks xmlns:a="http://schemas.openxmlformats.org/drawingml/2006/main" noChangeAspect="1"/>
+            </wp:cNvGraphicFramePr>
+            <a:graphic xmlns:a="http://schemas.openxmlformats.org/drawingml/2006/main">
+              <a:graphicData uri="http://schemas.openxmlformats.org/drawingml/2006/picture">
+                <pic:pic xmlns:pic="http://schemas.openxmlformats.org/drawingml/2006/picture">
+                  <pic:nvPicPr>
+                    <pic:cNvPr id="0" name="Picture 55"/>
+                    <pic:cNvPicPr>
+                      <a:picLocks noChangeAspect="1" noChangeArrowheads="1"/>
+                    </pic:cNvPicPr>
+                  </pic:nvPicPr>
+                  <pic:blipFill>
+                    <a:blip r:embed="rId13" cstate="print">
+                      <a:extLst>
+                        <a:ext uri="{28A0092B-C50C-407E-A947-70E740481C1C}">
+                          <a14:useLocalDpi xmlns:a14="http://schemas.microsoft.com/office/drawing/2010/main" val="0"/>
+                        </a:ext>
+                      </a:extLst>
+                    </a:blip>
+                    <a:srcRect/>
+                    <a:stretch>
+                      <a:fillRect/>
+                    </a:stretch>
+                  </pic:blipFill>
+                  <pic:spPr bwMode="auto">
+                    <a:xfrm>
+                      <a:off x="0" y="0"/>
+                      <a:ext cx="5801684" cy="6671937"/>
+                    </a:xfrm>
+                    <a:prstGeom prst="rect">
+                      <a:avLst/>
+                    </a:prstGeom>
+                    <a:noFill/>
+                    <a:ln>
+                      <a:noFill/>
+                    </a:ln>
+                  </pic:spPr>
+                </pic:pic>
+              </a:graphicData>
+            </a:graphic>
+          </wp:inline>
+        </w:drawing>
+      </w:r>
+    </w:p>
+    <w:p>
+      <w:pPr>
+        <w:rPr>
+          <w:lang w:val="vi-VN"/>
+        </w:rPr>
+      </w:pPr>
+    </w:p>
+    <w:p>
+      <w:pPr>
+        <w:rPr>
+          <w:lang w:val="vi-VN"/>
+        </w:rPr>
+      </w:pPr>
+    </w:p>
+    <w:p>
+      <w:pPr>
+        <w:rPr>
+          <w:lang w:val="vi-VN"/>
+        </w:rPr>
+      </w:pPr>
+    </w:p>
+    <w:p>
+      <w:pPr>
+        <w:pStyle w:val="Heading1"/>
+        <w:rPr>
+          <w:lang w:val="vi-VN"/>
+        </w:rPr>
+      </w:pPr>
+      <w:r>
+        <w:rPr>
+          <w:lang w:val="vi-VN"/>
+        </w:rPr>
+        <w:lastRenderedPageBreak/>
+        <w:t>Form</w:t>
+      </w:r>
+    </w:p>
+    <w:p>
+      <w:pPr>
+        <w:rPr>
+          <w:lang w:val="vi-VN"/>
+        </w:rPr>
+      </w:pPr>
+      <w:r>
+        <w:rPr>
+          <w:lang w:val="vi-VN"/>
+        </w:rPr>
+        <w:drawing>
+          <wp:inline distT="0" distB="0" distL="0" distR="0" wp14:anchorId="68936F0D" wp14:editId="77F8512E">
+            <wp:extent cx="5943600" cy="3270885"/>
+            <wp:effectExtent l="0" t="0" r="0" b="5715"/>
+            <wp:docPr id="29181967" name="Picture 1"/>
+            <wp:cNvGraphicFramePr>
+              <a:graphicFrameLocks xmlns:a="http://schemas.openxmlformats.org/drawingml/2006/main" noChangeAspect="1"/>
+            </wp:cNvGraphicFramePr>
+            <a:graphic xmlns:a="http://schemas.openxmlformats.org/drawingml/2006/main">
+              <a:graphicData uri="http://schemas.openxmlformats.org/drawingml/2006/picture">
+                <pic:pic xmlns:pic="http://schemas.openxmlformats.org/drawingml/2006/picture">
+                  <pic:nvPicPr>
+                    <pic:cNvPr id="29181967" name=""/>
+                    <pic:cNvPicPr/>
+                  </pic:nvPicPr>
+                  <pic:blipFill>
+                    <a:blip r:embed="rId14"/>
+                    <a:stretch>
+                      <a:fillRect/>
+                    </a:stretch>
+                  </pic:blipFill>
+                  <pic:spPr>
+                    <a:xfrm>
+                      <a:off x="0" y="0"/>
+                      <a:ext cx="5943600" cy="3270885"/>
+                    </a:xfrm>
+                    <a:prstGeom prst="rect">
+                      <a:avLst/>
+                    </a:prstGeom>
+                  </pic:spPr>
+                </pic:pic>
+              </a:graphicData>
+            </a:graphic>
+          </wp:inline>
+        </w:drawing>
+      </w:r>
+    </w:p>
+    <w:p>
+      <w:pPr>
+        <w:rPr>
+          <w:lang w:val="vi-VN"/>
+        </w:rPr>
+      </w:pPr>
+      <w:r>
+        <w:rPr>
+          <w:lang w:val="vi-VN"/>
+        </w:rPr>
+        <w:drawing>
+          <wp:inline distT="0" distB="0" distL="0" distR="0" wp14:anchorId="43CA2D72" wp14:editId="217E6B87">
+            <wp:extent cx="5943600" cy="3053715"/>
+            <wp:effectExtent l="0" t="0" r="0" b="0"/>
+            <wp:docPr id="1641915143" name="Picture 1"/>
+            <wp:cNvGraphicFramePr>
+              <a:graphicFrameLocks xmlns:a="http://schemas.openxmlformats.org/drawingml/2006/main" noChangeAspect="1"/>
+            </wp:cNvGraphicFramePr>
+            <a:graphic xmlns:a="http://schemas.openxmlformats.org/drawingml/2006/main">
+              <a:graphicData uri="http://schemas.openxmlformats.org/drawingml/2006/picture">
+                <pic:pic xmlns:pic="http://schemas.openxmlformats.org/drawingml/2006/picture">
+                  <pic:nvPicPr>
+                    <pic:cNvPr id="1641915143" name=""/>
+                    <pic:cNvPicPr/>
+                  </pic:nvPicPr>
+                  <pic:blipFill>
+                    <a:blip r:embed="rId15"/>
+                    <a:stretch>
+                      <a:fillRect/>
+                    </a:stretch>
+                  </pic:blipFill>
+                  <pic:spPr>
+                    <a:xfrm>
+                      <a:off x="0" y="0"/>
+                      <a:ext cx="5943600" cy="3053715"/>
+                    </a:xfrm>
+                    <a:prstGeom prst="rect">
+                      <a:avLst/>
+                    </a:prstGeom>
+                  </pic:spPr>
+                </pic:pic>
+              </a:graphicData>
+            </a:graphic>
+          </wp:inline>
+        </w:drawing>
+      </w:r>
+    </w:p>
     <w:sectPr>
       <w:pgSz w:w="12240" w:h="15840"/>
       <w:pgMar w:top="1440" w:right="1440" w:bottom="1440" w:left="1440" w:header="720" w:footer="720" w:gutter="0"/>
